--- a/companies/hollowell-ip/Engagements/Middleton, Sullivan and Wiley/2021.01.15 - Status Report - Middleton, Sullivan and Wiley v2 FINAL.docx
+++ b/companies/hollowell-ip/Engagements/Middleton, Sullivan and Wiley/2021.01.15 - Status Report - Middleton, Sullivan and Wiley v2 FINAL.docx
@@ -3,10 +3,21 @@
 <w:document xmlns:wpc="http://schemas.microsoft.com/office/word/2010/wordprocessingCanvas" xmlns:mo="http://schemas.microsoft.com/office/mac/office/2008/main" xmlns:mc="http://schemas.openxmlformats.org/markup-compatibility/2006" xmlns:mv="urn:schemas-microsoft-com:mac:vml" xmlns:o="urn:schemas-microsoft-com:office:office" xmlns:r="http://schemas.openxmlformats.org/officeDocument/2006/relationships" xmlns:m="http://schemas.openxmlformats.org/officeDocument/2006/math" xmlns:v="urn:schemas-microsoft-com:vml" xmlns:wp14="http://schemas.microsoft.com/office/word/2010/wordprocessingDrawing" xmlns:wp="http://schemas.openxmlformats.org/drawingml/2006/wordprocessingDrawing" xmlns:w10="urn:schemas-microsoft-com:office:word" xmlns:w="http://schemas.openxmlformats.org/wordprocessingml/2006/main" xmlns:w14="http://schemas.microsoft.com/office/word/2010/wordml" xmlns:wpg="http://schemas.microsoft.com/office/word/2010/wordprocessingGroup" xmlns:wpi="http://schemas.microsoft.com/office/word/2010/wordprocessingInk" xmlns:wne="http://schemas.microsoft.com/office/word/2006/wordml" xmlns:wps="http://schemas.microsoft.com/office/word/2010/wordprocessingShape" mc:Ignorable="w14 wp14">
   <w:body>
     <w:p>
+      <w:pPr>
+        <w:pStyle w:val="Heading1"/>
+      </w:pPr>
       <w:r>
-        <w:t>Matter: Freedom-to-Operate Analysis for Middleton, Sullivan and Wiley</w:t>
-        <w:br/>
-        <w:t>Prepared by Richard Henderson, Patent Agent, Hollowell Patent Group</w:t>
+        <w:t>Freedom-to-Operate Analysis: Status Report</w:t>
+      </w:r>
+    </w:p>
+    <w:p>
+      <w:r>
+        <w:t>Privileged and Confidential: Attorney-Client Communication</w:t>
+      </w:r>
+    </w:p>
+    <w:p>
+      <w:r>
+        <w:t>Client: Middleton, Sullivan and Wiley. Prepared by Richard Henderson, Patent Agent. Team: Heather Munoz, Partner; Kelly Snyder, Associate.</w:t>
       </w:r>
     </w:p>
     <w:p>
@@ -14,12 +25,17 @@
         <w:pStyle w:val="Heading2"/>
       </w:pPr>
       <w:r>
-        <w:t>Bottom line</w:t>
+        <w:t>Summary</w:t>
       </w:r>
     </w:p>
     <w:p>
       <w:r>
-        <w:t>The analysis is in its final stretch and inside its budget. The charting and the family reviews are done, and the written opinion is drafted and in Heather Munoz's final review. We have not reported a conclusion on risk, and we will not until Heather Munoz has signed the opinion that carries it. This update covers the work; the opinion will carry the answer. The engagement was built to produce one written freedom-to-operate opinion, and that opinion is now the last thing between the work and its delivery.</w:t>
+        <w:t>The analysis is substantively complete. The draft memorandum is written and is with Heather Munoz for final review. What remains is her review, delivery of the signed memorandum, and a closing call to go through the conclusions.</w:t>
+      </w:r>
+    </w:p>
+    <w:p>
+      <w:r>
+        <w:t>The memorandum states a view on each patent on the short list, with the reasons for it. Each view is qualified. None should be repeated outside the memorandum without its qualifications.</w:t>
       </w:r>
     </w:p>
     <w:p>
@@ -27,17 +43,265 @@
         <w:pStyle w:val="Heading2"/>
       </w:pPr>
       <w:r>
-        <w:t>Completed since the last update</w:t>
+        <w:t>Progress Since the Last Report</w:t>
+      </w:r>
+    </w:p>
+    <w:tbl>
+      <w:tblPr>
+        <w:tblStyle w:val="TableGrid"/>
+        <w:tblW w:type="auto" w:w="0"/>
+        <w:tblLook w:firstColumn="1" w:firstRow="1" w:lastColumn="0" w:lastRow="0" w:noHBand="0" w:noVBand="1" w:val="04A0"/>
+      </w:tblPr>
+      <w:tblGrid>
+        <w:gridCol w:w="2880"/>
+        <w:gridCol w:w="2880"/>
+        <w:gridCol w:w="2880"/>
+      </w:tblGrid>
+      <w:tr>
+        <w:tc>
+          <w:tcPr>
+            <w:tcW w:type="dxa" w:w="2880"/>
+          </w:tcPr>
+          <w:p>
+            <w:r>
+              <w:rPr>
+                <w:b/>
+              </w:rPr>
+              <w:t>Item</w:t>
+            </w:r>
+          </w:p>
+        </w:tc>
+        <w:tc>
+          <w:tcPr>
+            <w:tcW w:type="dxa" w:w="2880"/>
+          </w:tcPr>
+          <w:p>
+            <w:r>
+              <w:rPr>
+                <w:b/>
+              </w:rPr>
+              <w:t>Status</w:t>
+            </w:r>
+          </w:p>
+        </w:tc>
+        <w:tc>
+          <w:tcPr>
+            <w:tcW w:type="dxa" w:w="2880"/>
+          </w:tcPr>
+          <w:p>
+            <w:r>
+              <w:rPr>
+                <w:b/>
+              </w:rPr>
+              <w:t>Notes</w:t>
+            </w:r>
+          </w:p>
+        </w:tc>
+      </w:tr>
+      <w:tr>
+        <w:tc>
+          <w:tcPr>
+            <w:tcW w:type="dxa" w:w="2880"/>
+          </w:tcPr>
+          <w:p>
+            <w:r>
+              <w:t>Claim charts</w:t>
+            </w:r>
+          </w:p>
+        </w:tc>
+        <w:tc>
+          <w:tcPr>
+            <w:tcW w:type="dxa" w:w="2880"/>
+          </w:tcPr>
+          <w:p>
+            <w:r>
+              <w:t>Complete</w:t>
+            </w:r>
+          </w:p>
+        </w:tc>
+        <w:tc>
+          <w:tcPr>
+            <w:tcW w:type="dxa" w:w="2880"/>
+          </w:tcPr>
+          <w:p>
+            <w:r>
+              <w:t>Every short-listed patent is now charted against the confirmed product description.</w:t>
+            </w:r>
+          </w:p>
+        </w:tc>
+      </w:tr>
+      <w:tr>
+        <w:tc>
+          <w:tcPr>
+            <w:tcW w:type="dxa" w:w="2880"/>
+          </w:tcPr>
+          <w:p>
+            <w:r>
+              <w:t>Validity review</w:t>
+            </w:r>
+          </w:p>
+        </w:tc>
+        <w:tc>
+          <w:tcPr>
+            <w:tcW w:type="dxa" w:w="2880"/>
+          </w:tcPr>
+          <w:p>
+            <w:r>
+              <w:t>Complete</w:t>
+            </w:r>
+          </w:p>
+        </w:tc>
+        <w:tc>
+          <w:tcPr>
+            <w:tcW w:type="dxa" w:w="2880"/>
+          </w:tcPr>
+          <w:p>
+            <w:r>
+              <w:t>Prior art was reviewed for the family held for separate treatment at the last working session. The findings are in the draft memorandum.</w:t>
+            </w:r>
+          </w:p>
+        </w:tc>
+      </w:tr>
+      <w:tr>
+        <w:tc>
+          <w:tcPr>
+            <w:tcW w:type="dxa" w:w="2880"/>
+          </w:tcPr>
+          <w:p>
+            <w:r>
+              <w:t>Design alternatives</w:t>
+            </w:r>
+          </w:p>
+        </w:tc>
+        <w:tc>
+          <w:tcPr>
+            <w:tcW w:type="dxa" w:w="2880"/>
+          </w:tcPr>
+          <w:p>
+            <w:r>
+              <w:t>Complete</w:t>
+            </w:r>
+          </w:p>
+        </w:tc>
+        <w:tc>
+          <w:tcPr>
+            <w:tcW w:type="dxa" w:w="2880"/>
+          </w:tcPr>
+          <w:p>
+            <w:r>
+              <w:t>The engineering note went to your team. Their answer on the feature change is reflected in the draft.</w:t>
+            </w:r>
+          </w:p>
+        </w:tc>
+      </w:tr>
+      <w:tr>
+        <w:tc>
+          <w:tcPr>
+            <w:tcW w:type="dxa" w:w="2880"/>
+          </w:tcPr>
+          <w:p>
+            <w:r>
+              <w:t>File histories</w:t>
+            </w:r>
+          </w:p>
+        </w:tc>
+        <w:tc>
+          <w:tcPr>
+            <w:tcW w:type="dxa" w:w="2880"/>
+          </w:tcPr>
+          <w:p>
+            <w:r>
+              <w:t>Complete</w:t>
+            </w:r>
+          </w:p>
+        </w:tc>
+        <w:tc>
+          <w:tcPr>
+            <w:tcW w:type="dxa" w:w="2880"/>
+          </w:tcPr>
+          <w:p>
+            <w:r>
+              <w:t>Kelly Snyder's review of the prosecution records is built into each chart.</w:t>
+            </w:r>
+          </w:p>
+        </w:tc>
+      </w:tr>
+      <w:tr>
+        <w:tc>
+          <w:tcPr>
+            <w:tcW w:type="dxa" w:w="2880"/>
+          </w:tcPr>
+          <w:p>
+            <w:r>
+              <w:t>Watch list</w:t>
+            </w:r>
+          </w:p>
+        </w:tc>
+        <w:tc>
+          <w:tcPr>
+            <w:tcW w:type="dxa" w:w="2880"/>
+          </w:tcPr>
+          <w:p>
+            <w:r>
+              <w:t>Current</w:t>
+            </w:r>
+          </w:p>
+        </w:tc>
+        <w:tc>
+          <w:tcPr>
+            <w:tcW w:type="dxa" w:w="2880"/>
+          </w:tcPr>
+          <w:p>
+            <w:r>
+              <w:t>The status of each pending application was rechecked and the docket updated.</w:t>
+            </w:r>
+          </w:p>
+        </w:tc>
+      </w:tr>
+      <w:tr>
+        <w:tc>
+          <w:tcPr>
+            <w:tcW w:type="dxa" w:w="2880"/>
+          </w:tcPr>
+          <w:p>
+            <w:r>
+              <w:t>Draft memorandum</w:t>
+            </w:r>
+          </w:p>
+        </w:tc>
+        <w:tc>
+          <w:tcPr>
+            <w:tcW w:type="dxa" w:w="2880"/>
+          </w:tcPr>
+          <w:p>
+            <w:r>
+              <w:t>In partner review</w:t>
+            </w:r>
+          </w:p>
+        </w:tc>
+        <w:tc>
+          <w:tcPr>
+            <w:tcW w:type="dxa" w:w="2880"/>
+          </w:tcPr>
+          <w:p>
+            <w:r>
+              <w:t>With Heather Munoz.</w:t>
+            </w:r>
+          </w:p>
+        </w:tc>
+      </w:tr>
+    </w:tbl>
+    <w:p>
+      <w:pPr>
+        <w:pStyle w:val="Heading2"/>
+      </w:pPr>
+      <w:r>
+        <w:t>Contents of the Memorandum</w:t>
       </w:r>
     </w:p>
     <w:p>
       <w:r>
-        <w:t>The searching and the reading are finished. Kelly Snyder closed out the United States searches on every priority family and settled the reference set, so the record the opinion rests on is fixed. I charted the claims of each family against the product descriptions, element by element, and flagged every reference that sits close to a claim for Heather Munoz rather than characterizing it myself. The search terms and classes are on the record with the references, so the coverage behind the opinion can be checked rather than taken on trust.</w:t>
-      </w:r>
-    </w:p>
-    <w:p>
-      <w:r>
-        <w:t>Heather Munoz has reviewed the families family by family, in the structured pass she runs on this work, and has closed the last of them this period. Where a reference is close, she has read it carefully rather than quickly, which is the right call on a freedom-to-operate question and the reason the reviews took the time they did. That review is the substance of the engagement; the searching feeds it and the opinion records it, but the judgment is hers and it is where the value sits.</w:t>
+        <w:t>The draft is arranged in the following order.</w:t>
       </w:r>
     </w:p>
     <w:p>
@@ -45,7 +309,7 @@
         <w:pStyle w:val="ListBullet"/>
       </w:pPr>
       <w:r>
-        <w:t>United States searches on every priority family, complete and closed.</w:t>
+        <w:t>A short summary at the front, carrying the same qualifications and privilege marking as the body.</w:t>
       </w:r>
     </w:p>
     <w:p>
@@ -53,7 +317,7 @@
         <w:pStyle w:val="ListBullet"/>
       </w:pPr>
       <w:r>
-        <w:t>Reference set settled, so the record the opinion rests on is fixed.</w:t>
+        <w:t>The product description relied on, as confirmed by your team.</w:t>
       </w:r>
     </w:p>
     <w:p>
@@ -61,7 +325,7 @@
         <w:pStyle w:val="ListBullet"/>
       </w:pPr>
       <w:r>
-        <w:t>Claim charts for each family, element by element against the product descriptions.</w:t>
+        <w:t>The search and screening method, and the scope of the search.</w:t>
       </w:r>
     </w:p>
     <w:p>
@@ -69,7 +333,7 @@
         <w:pStyle w:val="ListBullet"/>
       </w:pPr>
       <w:r>
-        <w:t>Partner review of every family, with close references read carefully.</w:t>
+        <w:t>A view on each short-listed patent, grouped by family, with the claim charts attached.</w:t>
       </w:r>
     </w:p>
     <w:p>
@@ -77,7 +341,7 @@
         <w:pStyle w:val="ListBullet"/>
       </w:pPr>
       <w:r>
-        <w:t>The written freedom-to-operate opinion, drafted in full and in final review.</w:t>
+        <w:t>Separate treatment of the family held for validity review, setting out the non-infringement and validity positions on their own terms.</w:t>
       </w:r>
     </w:p>
     <w:p>
@@ -85,7 +349,23 @@
         <w:pStyle w:val="ListBullet"/>
       </w:pPr>
       <w:r>
-        <w:t>Search terms and classes recorded with the references, so the coverage can be checked.</w:t>
+        <w:t>The design alternative discussed with your engineering team, and their answer.</w:t>
+      </w:r>
+    </w:p>
+    <w:p>
+      <w:pPr>
+        <w:pStyle w:val="ListBullet"/>
+      </w:pPr>
+      <w:r>
+        <w:t>The watch list of pending applications, including pending continuations in short-listed families.</w:t>
+      </w:r>
+    </w:p>
+    <w:p>
+      <w:pPr>
+        <w:pStyle w:val="ListBullet"/>
+      </w:pPr>
+      <w:r>
+        <w:t>The qualifications that apply to every view in the memorandum.</w:t>
       </w:r>
     </w:p>
     <w:p>
@@ -93,17 +373,39 @@
         <w:pStyle w:val="Heading2"/>
       </w:pPr>
       <w:r>
-        <w:t>What remains</w:t>
+        <w:t>Remaining Steps</w:t>
       </w:r>
     </w:p>
     <w:p>
+      <w:pPr>
+        <w:pStyle w:val="ListBullet"/>
+      </w:pPr>
       <w:r>
-        <w:t>Three things close the engagement. Heather Munoz finishes her final review of the drafted opinion. She signs it, and it goes to Middleton, Sullivan and Wiley in writing, with a call to walk through it. Kelly Snyder then closes the engagement file and the docket entries for the matter, so the record is complete and nothing is left in private notes. None of these steps waits on a search or a chart; the record is fixed, and what is left is the partner's read of it and the delivery.</w:t>
+        <w:t>Incorporate Heather Munoz's review comments into the draft. Richard Henderson.</w:t>
       </w:r>
     </w:p>
     <w:p>
+      <w:pPr>
+        <w:pStyle w:val="ListBullet"/>
+      </w:pPr>
       <w:r>
-        <w:t>We are in the final stretch. The remaining work is Heather Munoz's review and signature and the close-out, and none of it depends on anything outstanding from your side except a confirmation that the products have not changed.</w:t>
+        <w:t>Sign and deliver the final memorandum, marked privileged. Heather Munoz.</w:t>
+      </w:r>
+    </w:p>
+    <w:p>
+      <w:pPr>
+        <w:pStyle w:val="ListBullet"/>
+      </w:pPr>
+      <w:r>
+        <w:t>Hold a closing call to take you through each conclusion and the qualifications attached to it. Heather Munoz and Richard Henderson. We suggest that those who will act on the conclusions attend.</w:t>
+      </w:r>
+    </w:p>
+    <w:p>
+      <w:pPr>
+        <w:pStyle w:val="ListBullet"/>
+      </w:pPr>
+      <w:r>
+        <w:t>Hand over the watch list, with the status of each pending application as of delivery. Kelly Snyder.</w:t>
       </w:r>
     </w:p>
     <w:p>
@@ -111,12 +413,22 @@
         <w:pStyle w:val="Heading2"/>
       </w:pPr>
       <w:r>
-        <w:t>Fee status</w:t>
+        <w:t>Budget</w:t>
       </w:r>
     </w:p>
     <w:p>
       <w:r>
-        <w:t>The engagement is a fixed fee of $113,500, set at the outset so a question could be put to us without watching a clock, and the work has stayed inside it. The fee covers the searching, the analysis, and the one written opinion now in final review. Nothing outside that scope has come up; an infringement or validity opinion on a single patent, or an extension to markets outside the United States, would be scoped and quoted before any of it began, and none is in front of us. If the analysis had turned up something that pushed the work past a freedom-to-operate opinion, we would have raised it and priced it before going further; it did not, and the engagement ends inside the fee it started with.</w:t>
+        <w:t>The work described in this report has been done within the engagement budget of $113,500. The remaining steps are covered by it.</w:t>
+      </w:r>
+    </w:p>
+    <w:p>
+      <w:r>
+        <w:t>The file histories and the validity review took the most time in this period, as the last report expected. Both stayed within the estimate.</w:t>
+      </w:r>
+    </w:p>
+    <w:p>
+      <w:r>
+        <w:t>Monitoring the watch list after delivery is not part of the current engagement. If you want it continued, that is a separate discussion. Nothing will be docketed for it without your instruction.</w:t>
       </w:r>
     </w:p>
     <w:p>
@@ -124,12 +436,75 @@
         <w:pStyle w:val="Heading2"/>
       </w:pPr>
       <w:r>
-        <w:t>Open risks</w:t>
+        <w:t>Limits of the Analysis</w:t>
       </w:r>
     </w:p>
     <w:p>
       <w:r>
-        <w:t>There is little left to go wrong, and it is worth naming what there is. A reference could surface late; if one does, Heather Munoz reads it before the opinion is signed rather than after, so nothing final rests on an incomplete record. The other watch item is the product. If anything Middleton, Sullivan and Wiley is taking to market has changed since we set the scope, we need it before the opinion is signed, because the opinion is only as good as the descriptions it runs against. On dates, the docket is current and every date on this matter is on it. A missed date is the one mistake this firm does not absorb, and there is none outstanding on this matter.</w:t>
+        <w:t>These limits will also appear in the memorandum. They are set out here so that they are read first.</w:t>
+      </w:r>
+    </w:p>
+    <w:p>
+      <w:pPr>
+        <w:pStyle w:val="ListBullet"/>
+      </w:pPr>
+      <w:r>
+        <w:t>Date. The memorandum speaks as of its date. A patent that issues afterwards, including one from the watch list, is not covered.</w:t>
+      </w:r>
+    </w:p>
+    <w:p>
+      <w:pPr>
+        <w:pStyle w:val="ListBullet"/>
+      </w:pPr>
+      <w:r>
+        <w:t>Product description. The conclusions rest on the product description your team confirmed. A change to a charted feature should come back to us before the changed product is released.</w:t>
+      </w:r>
+    </w:p>
+    <w:p>
+      <w:pPr>
+        <w:pStyle w:val="ListBullet"/>
+      </w:pPr>
+      <w:r>
+        <w:t>Claim terms. Where a claim term could reasonably be read more than one way, the memorandum gives a view under each reading. A court is not bound by either.</w:t>
+      </w:r>
+    </w:p>
+    <w:p>
+      <w:pPr>
+        <w:pStyle w:val="ListBullet"/>
+      </w:pPr>
+      <w:r>
+        <w:t>Privilege. The memorandum is a privileged communication. Within Middleton, Sullivan and Wiley it should go only to those who need it to make decisions. Sharing it with anyone outside may waive privilege.</w:t>
+      </w:r>
+    </w:p>
+    <w:p>
+      <w:pPr>
+        <w:pStyle w:val="Heading2"/>
+      </w:pPr>
+      <w:r>
+        <w:t>Before the Closing Call</w:t>
+      </w:r>
+    </w:p>
+    <w:p>
+      <w:r>
+        <w:t>The conclusions are tied to the design as your engineering team last described it. Please confirm that no charted feature has changed since their answer on the feature change. If one has, the affected chart will be read again before the memorandum is signed.</w:t>
+      </w:r>
+    </w:p>
+    <w:p>
+      <w:r>
+        <w:t>Please also send the names of those who will attend the closing call, so that the invitation and the memorandum go only to them.</w:t>
+      </w:r>
+    </w:p>
+    <w:p>
+      <w:pPr>
+        <w:pStyle w:val="Heading2"/>
+      </w:pPr>
+      <w:r>
+        <w:t>Contacts</w:t>
+      </w:r>
+    </w:p>
+    <w:p>
+      <w:r>
+        <w:t>Questions about the charts or the prior art can come to me. Questions about the conclusions should go to Heather Munoz. Kelly Snyder holds the watch list until it is handed over.</w:t>
       </w:r>
     </w:p>
     <w:sectPr>
